--- a/docs/pat_and_bob_api_申請教學docx.docx
+++ b/docs/pat_and_bob_api_申請教學docx.docx
@@ -601,6 +601,14 @@
       </w:r>
       <w:r>
         <w:rPr>
+          <w:rFonts w:ascii="Microsoft YaHei" w:eastAsia="Microsoft YaHei" w:hAnsi="Microsoft YaHei" w:hint="eastAsia"/>
+          <w:sz w:val="30"/>
+          <w:szCs w:val="30"/>
+        </w:rPr>
+        <w:t xml:space="preserve"> 跟Code</w:t>
+      </w:r>
+      <w:r>
+        <w:rPr>
           <w:rFonts w:ascii="Microsoft YaHei" w:eastAsia="Microsoft YaHei" w:hAnsi="Microsoft YaHei" w:cs="Microsoft JhengHei" w:hint="eastAsia"/>
           <w:sz w:val="30"/>
           <w:szCs w:val="30"/>
@@ -661,16 +669,15 @@
       <w:r>
         <w:rPr>
           <w:rFonts w:ascii="Microsoft YaHei" w:eastAsia="Microsoft YaHei" w:hAnsi="Microsoft YaHei"/>
-          <w:noProof/>
           <w:sz w:val="30"/>
           <w:szCs w:val="30"/>
           <w:lang w:val="en-US"/>
         </w:rPr>
         <w:drawing>
-          <wp:inline distT="0" distB="0" distL="0" distR="0" wp14:anchorId="01C1AF50" wp14:editId="27EAD409">
-            <wp:extent cx="4926842" cy="7068734"/>
-            <wp:effectExtent l="0" t="0" r="1270" b="5715"/>
-            <wp:docPr id="439763022" name="Picture 1"/>
+          <wp:inline distT="0" distB="0" distL="0" distR="0" wp14:anchorId="3D68F10D" wp14:editId="59F22361">
+            <wp:extent cx="4274481" cy="6250397"/>
+            <wp:effectExtent l="0" t="0" r="5715" b="0"/>
+            <wp:docPr id="1590234514" name="Picture 1"/>
             <wp:cNvGraphicFramePr>
               <a:graphicFrameLocks xmlns:a="http://schemas.openxmlformats.org/drawingml/2006/main" noChangeAspect="1"/>
             </wp:cNvGraphicFramePr>
@@ -678,7 +685,7 @@
               <a:graphicData uri="http://schemas.openxmlformats.org/drawingml/2006/picture">
                 <pic:pic xmlns:pic="http://schemas.openxmlformats.org/drawingml/2006/picture">
                   <pic:nvPicPr>
-                    <pic:cNvPr id="439763022" name=""/>
+                    <pic:cNvPr id="1590234514" name=""/>
                     <pic:cNvPicPr/>
                   </pic:nvPicPr>
                   <pic:blipFill>
@@ -690,7 +697,7 @@
                   <pic:spPr>
                     <a:xfrm>
                       <a:off x="0" y="0"/>
-                      <a:ext cx="5131849" cy="7362866"/>
+                      <a:ext cx="4304746" cy="6294652"/>
                     </a:xfrm>
                     <a:prstGeom prst="rect">
                       <a:avLst/>
@@ -702,6 +709,17 @@
           </wp:inline>
         </w:drawing>
       </w:r>
+    </w:p>
+    <w:p>
+      <w:pPr>
+        <w:jc w:val="center"/>
+        <w:rPr>
+          <w:rFonts w:ascii="Microsoft YaHei" w:eastAsia="Microsoft YaHei" w:hAnsi="Microsoft YaHei" w:hint="eastAsia"/>
+          <w:sz w:val="30"/>
+          <w:szCs w:val="30"/>
+          <w:lang w:val="en-US"/>
+        </w:rPr>
+      </w:pPr>
     </w:p>
     <w:p>
       <w:pPr>
